--- a/Knowledge/3-Work knowledge/1-Software Engineering/2-General Technologies/9-Databases/5-My Source/2-SQL/3-SQL Commands - DML/5-SQL Delete.docx
+++ b/Knowledge/3-Work knowledge/1-Software Engineering/2-General Technologies/9-Databases/5-My Source/2-SQL/3-SQL Commands - DML/5-SQL Delete.docx
@@ -141,7 +141,7 @@
         <w:rPr>
           <w:rFonts w:ascii="Roboto Mono" w:hAnsi="Roboto Mono"/>
         </w:rPr>
-        <w:pict w14:anchorId="5F4B5321">
+        <w:pict w14:anchorId="52037F8D">
           <v:rect id="_x0000_i1025" style="width:0;height:1.5pt" o:hralign="center" o:hrstd="t" o:hr="t" fillcolor="#a0a0a0" stroked="f"/>
         </w:pict>
       </w:r>
@@ -327,7 +327,7 @@
         <w:rPr>
           <w:rFonts w:ascii="Roboto Mono" w:hAnsi="Roboto Mono"/>
         </w:rPr>
-        <w:pict w14:anchorId="67C1063B">
+        <w:pict w14:anchorId="6B412C39">
           <v:rect id="_x0000_i1026" style="width:0;height:1.5pt" o:hralign="center" o:hrstd="t" o:hr="t" fillcolor="#a0a0a0" stroked="f"/>
         </w:pict>
       </w:r>
@@ -434,9 +434,8 @@
         <w:rPr>
           <w:noProof/>
         </w:rPr>
-        <w:lastRenderedPageBreak/>
         <w:drawing>
-          <wp:inline distT="0" distB="0" distL="0" distR="0" wp14:anchorId="578000A0" wp14:editId="72BAE09C">
+          <wp:inline distT="0" distB="0" distL="0" distR="0" wp14:anchorId="37EC81D8" wp14:editId="073E1696">
             <wp:extent cx="5943600" cy="1208405"/>
             <wp:effectExtent l="0" t="0" r="0" b="0"/>
             <wp:docPr id="1489741492" name="Picture 1"/>
@@ -786,7 +785,7 @@
         <w:rPr>
           <w:rFonts w:ascii="Roboto Mono" w:hAnsi="Roboto Mono"/>
         </w:rPr>
-        <w:pict w14:anchorId="7318FF30">
+        <w:pict w14:anchorId="3E4A650B">
           <v:rect id="_x0000_i1027" style="width:0;height:1.5pt" o:hralign="center" o:hrstd="t" o:hr="t" fillcolor="#a0a0a0" stroked="f"/>
         </w:pict>
       </w:r>
@@ -821,7 +820,7 @@
           <w:noProof/>
         </w:rPr>
         <w:drawing>
-          <wp:inline distT="0" distB="0" distL="0" distR="0" wp14:anchorId="150A354A" wp14:editId="00A645F2">
+          <wp:inline distT="0" distB="0" distL="0" distR="0" wp14:anchorId="73F5272B" wp14:editId="1EECA30B">
             <wp:extent cx="5943600" cy="780415"/>
             <wp:effectExtent l="0" t="0" r="0" b="635"/>
             <wp:docPr id="1543115597" name="Picture 2"/>
@@ -906,7 +905,7 @@
         <w:rPr>
           <w:rFonts w:ascii="Roboto Mono" w:hAnsi="Roboto Mono"/>
         </w:rPr>
-        <w:pict w14:anchorId="2102DB03">
+        <w:pict w14:anchorId="471324D9">
           <v:rect id="_x0000_i1028" style="width:0;height:1.5pt" o:hralign="center" o:hrstd="t" o:hr="t" fillcolor="#a0a0a0" stroked="f"/>
         </w:pict>
       </w:r>
@@ -941,7 +940,7 @@
           <w:noProof/>
         </w:rPr>
         <w:drawing>
-          <wp:inline distT="0" distB="0" distL="0" distR="0" wp14:anchorId="21B52721" wp14:editId="6435B30C">
+          <wp:inline distT="0" distB="0" distL="0" distR="0" wp14:anchorId="7737B1BD" wp14:editId="2EAA8A36">
             <wp:extent cx="5943600" cy="854710"/>
             <wp:effectExtent l="0" t="0" r="0" b="2540"/>
             <wp:docPr id="1547204291" name="Picture 5"/>
@@ -1253,8 +1252,7 @@
         <w:rPr>
           <w:rFonts w:ascii="Roboto Mono" w:hAnsi="Roboto Mono"/>
         </w:rPr>
-        <w:lastRenderedPageBreak/>
-        <w:pict w14:anchorId="0598BE43">
+        <w:pict w14:anchorId="4479681B">
           <v:rect id="_x0000_i1029" style="width:0;height:1.5pt" o:hralign="center" o:hrstd="t" o:hr="t" fillcolor="#a0a0a0" stroked="f"/>
         </w:pict>
       </w:r>
@@ -1345,7 +1343,7 @@
           <w:noProof/>
         </w:rPr>
         <w:drawing>
-          <wp:inline distT="0" distB="0" distL="0" distR="0" wp14:anchorId="2471989D" wp14:editId="300BD1C9">
+          <wp:inline distT="0" distB="0" distL="0" distR="0" wp14:anchorId="5F84F87B" wp14:editId="0B3D6FBD">
             <wp:extent cx="5943600" cy="795020"/>
             <wp:effectExtent l="0" t="0" r="0" b="5080"/>
             <wp:docPr id="181028404" name="Picture 6"/>
@@ -1430,7 +1428,7 @@
         <w:rPr>
           <w:rFonts w:ascii="Roboto Mono" w:hAnsi="Roboto Mono"/>
         </w:rPr>
-        <w:pict w14:anchorId="4FC7BE58">
+        <w:pict w14:anchorId="009BB465">
           <v:rect id="_x0000_i1030" style="width:0;height:1.5pt" o:hralign="center" o:hrstd="t" o:hr="t" fillcolor="#a0a0a0" stroked="f"/>
         </w:pict>
       </w:r>
@@ -1465,7 +1463,7 @@
           <w:noProof/>
         </w:rPr>
         <w:drawing>
-          <wp:inline distT="0" distB="0" distL="0" distR="0" wp14:anchorId="74D587D7" wp14:editId="2F984B92">
+          <wp:inline distT="0" distB="0" distL="0" distR="0" wp14:anchorId="4EF44C19" wp14:editId="0D183BE5">
             <wp:extent cx="5943600" cy="871220"/>
             <wp:effectExtent l="0" t="0" r="0" b="5080"/>
             <wp:docPr id="1103553163" name="Picture 7"/>
@@ -1685,7 +1683,7 @@
         <w:rPr>
           <w:rFonts w:ascii="Roboto Mono" w:hAnsi="Roboto Mono"/>
         </w:rPr>
-        <w:pict w14:anchorId="3CDE240A">
+        <w:pict w14:anchorId="70643F56">
           <v:rect id="_x0000_i1031" style="width:0;height:1.5pt" o:hralign="center" o:hrstd="t" o:hr="t" fillcolor="#a0a0a0" stroked="f"/>
         </w:pict>
       </w:r>
@@ -1776,7 +1774,7 @@
           <w:noProof/>
         </w:rPr>
         <w:drawing>
-          <wp:inline distT="0" distB="0" distL="0" distR="0" wp14:anchorId="4C44B471" wp14:editId="48CD72D4">
+          <wp:inline distT="0" distB="0" distL="0" distR="0" wp14:anchorId="75BE6760" wp14:editId="2490CE01">
             <wp:extent cx="5943600" cy="755015"/>
             <wp:effectExtent l="0" t="0" r="0" b="6985"/>
             <wp:docPr id="1726894118" name="Picture 8"/>
@@ -1861,8 +1859,7 @@
         <w:rPr>
           <w:rFonts w:ascii="Roboto Mono" w:hAnsi="Roboto Mono"/>
         </w:rPr>
-        <w:lastRenderedPageBreak/>
-        <w:pict w14:anchorId="311966F4">
+        <w:pict w14:anchorId="50DEAC5F">
           <v:rect id="_x0000_i1032" style="width:0;height:1.5pt" o:hralign="center" o:hrstd="t" o:hr="t" fillcolor="#a0a0a0" stroked="f"/>
         </w:pict>
       </w:r>
@@ -1897,7 +1894,7 @@
           <w:noProof/>
         </w:rPr>
         <w:drawing>
-          <wp:inline distT="0" distB="0" distL="0" distR="0" wp14:anchorId="019BF493" wp14:editId="7ACB5FB8">
+          <wp:inline distT="0" distB="0" distL="0" distR="0" wp14:anchorId="623BC737" wp14:editId="2A56746E">
             <wp:extent cx="5943600" cy="1213485"/>
             <wp:effectExtent l="0" t="0" r="0" b="5715"/>
             <wp:docPr id="1671485899" name="Picture 9"/>
@@ -2162,7 +2159,7 @@
         <w:rPr>
           <w:rFonts w:ascii="Roboto Mono" w:hAnsi="Roboto Mono"/>
         </w:rPr>
-        <w:pict w14:anchorId="368F77E2">
+        <w:pict w14:anchorId="09878DB5">
           <v:rect id="_x0000_i1033" style="width:0;height:1.5pt" o:hralign="center" o:hrstd="t" o:hr="t" fillcolor="#a0a0a0" stroked="f"/>
         </w:pict>
       </w:r>
@@ -2197,7 +2194,7 @@
           <w:noProof/>
         </w:rPr>
         <w:drawing>
-          <wp:inline distT="0" distB="0" distL="0" distR="0" wp14:anchorId="6D8EBACD" wp14:editId="5B2EC440">
+          <wp:inline distT="0" distB="0" distL="0" distR="0" wp14:anchorId="51BD6592" wp14:editId="69EE620F">
             <wp:extent cx="5943600" cy="856615"/>
             <wp:effectExtent l="0" t="0" r="0" b="635"/>
             <wp:docPr id="295135936" name="Picture 10"/>
@@ -2417,7 +2414,7 @@
         <w:rPr>
           <w:rFonts w:ascii="Roboto Mono" w:hAnsi="Roboto Mono"/>
         </w:rPr>
-        <w:pict w14:anchorId="38F6D964">
+        <w:pict w14:anchorId="30542063">
           <v:rect id="_x0000_i1034" style="width:0;height:1.5pt" o:hralign="center" o:hrstd="t" o:hr="t" fillcolor="#a0a0a0" stroked="f"/>
         </w:pict>
       </w:r>
@@ -2518,9 +2515,8 @@
         <w:rPr>
           <w:noProof/>
         </w:rPr>
-        <w:lastRenderedPageBreak/>
         <w:drawing>
-          <wp:inline distT="0" distB="0" distL="0" distR="0" wp14:anchorId="00CCA460" wp14:editId="4EBA8652">
+          <wp:inline distT="0" distB="0" distL="0" distR="0" wp14:anchorId="7934D959" wp14:editId="7B832DDB">
             <wp:extent cx="5943600" cy="783590"/>
             <wp:effectExtent l="0" t="0" r="0" b="0"/>
             <wp:docPr id="1615626264" name="Picture 11"/>
@@ -2605,7 +2601,7 @@
         <w:rPr>
           <w:rFonts w:ascii="Roboto Mono" w:hAnsi="Roboto Mono"/>
         </w:rPr>
-        <w:pict w14:anchorId="70FEA552">
+        <w:pict w14:anchorId="266B4252">
           <v:rect id="_x0000_i1035" style="width:0;height:1.5pt" o:hralign="center" o:hrstd="t" o:hr="t" fillcolor="#a0a0a0" stroked="f"/>
         </w:pict>
       </w:r>
@@ -2640,7 +2636,7 @@
           <w:noProof/>
         </w:rPr>
         <w:drawing>
-          <wp:inline distT="0" distB="0" distL="0" distR="0" wp14:anchorId="6F586FFA" wp14:editId="523D94FA">
+          <wp:inline distT="0" distB="0" distL="0" distR="0" wp14:anchorId="72831494" wp14:editId="29B972DE">
             <wp:extent cx="5943600" cy="1207770"/>
             <wp:effectExtent l="0" t="0" r="0" b="0"/>
             <wp:docPr id="1116943231" name="Picture 12"/>
@@ -2990,7 +2986,7 @@
         <w:rPr>
           <w:rFonts w:ascii="Roboto Mono" w:hAnsi="Roboto Mono"/>
         </w:rPr>
-        <w:pict w14:anchorId="74192C61">
+        <w:pict w14:anchorId="7BDBFAC8">
           <v:rect id="_x0000_i1036" style="width:0;height:1.5pt" o:hralign="center" o:hrstd="t" o:hr="t" fillcolor="#a0a0a0" stroked="f"/>
         </w:pict>
       </w:r>
@@ -3025,7 +3021,7 @@
           <w:noProof/>
         </w:rPr>
         <w:drawing>
-          <wp:inline distT="0" distB="0" distL="0" distR="0" wp14:anchorId="7ABDBA31" wp14:editId="10955B27">
+          <wp:inline distT="0" distB="0" distL="0" distR="0" wp14:anchorId="4A78874A" wp14:editId="0CEAF728">
             <wp:extent cx="5943600" cy="503555"/>
             <wp:effectExtent l="0" t="0" r="0" b="0"/>
             <wp:docPr id="977315853" name="Picture 13"/>
@@ -3245,7 +3241,7 @@
         <w:rPr>
           <w:rFonts w:ascii="Roboto Mono" w:hAnsi="Roboto Mono"/>
         </w:rPr>
-        <w:pict w14:anchorId="04C86D2B">
+        <w:pict w14:anchorId="4130D74C">
           <v:rect id="_x0000_i1037" style="width:0;height:1.5pt" o:hralign="center" o:hrstd="t" o:hr="t" fillcolor="#a0a0a0" stroked="f"/>
         </w:pict>
       </w:r>
@@ -3335,9 +3331,8 @@
         <w:rPr>
           <w:noProof/>
         </w:rPr>
-        <w:lastRenderedPageBreak/>
         <w:drawing>
-          <wp:inline distT="0" distB="0" distL="0" distR="0" wp14:anchorId="36C6E730" wp14:editId="2D72D6A4">
+          <wp:inline distT="0" distB="0" distL="0" distR="0" wp14:anchorId="2D1861C5" wp14:editId="1B6B8ACD">
             <wp:extent cx="5943600" cy="644525"/>
             <wp:effectExtent l="0" t="0" r="0" b="3175"/>
             <wp:docPr id="1457920588" name="Picture 14"/>
@@ -3409,7 +3404,7 @@
         <w:rPr>
           <w:rFonts w:ascii="Roboto Mono" w:hAnsi="Roboto Mono"/>
         </w:rPr>
-        <w:pict w14:anchorId="1810BBB4">
+        <w:pict w14:anchorId="09C05634">
           <v:rect id="_x0000_i1038" style="width:0;height:1.5pt" o:hralign="center" o:hrstd="t" o:hr="t" fillcolor="#a0a0a0" stroked="f"/>
         </w:pict>
       </w:r>
@@ -3444,7 +3439,7 @@
           <w:noProof/>
         </w:rPr>
         <w:drawing>
-          <wp:inline distT="0" distB="0" distL="0" distR="0" wp14:anchorId="40AADAC7" wp14:editId="195542ED">
+          <wp:inline distT="0" distB="0" distL="0" distR="0" wp14:anchorId="07B891D9" wp14:editId="4EBFEE39">
             <wp:extent cx="5943600" cy="497205"/>
             <wp:effectExtent l="0" t="0" r="0" b="0"/>
             <wp:docPr id="1913218748" name="Picture 15"/>
@@ -3612,7 +3607,7 @@
         <w:rPr>
           <w:rFonts w:ascii="Roboto Mono" w:hAnsi="Roboto Mono"/>
         </w:rPr>
-        <w:pict w14:anchorId="54FD9AE4">
+        <w:pict w14:anchorId="32B7C955">
           <v:rect id="_x0000_i1039" style="width:0;height:1.5pt" o:hralign="center" o:hrstd="t" o:hr="t" fillcolor="#a0a0a0" stroked="f"/>
         </w:pict>
       </w:r>
@@ -3720,7 +3715,7 @@
           <w:noProof/>
         </w:rPr>
         <w:drawing>
-          <wp:inline distT="0" distB="0" distL="0" distR="0" wp14:anchorId="4019ACDF" wp14:editId="2449B491">
+          <wp:inline distT="0" distB="0" distL="0" distR="0" wp14:anchorId="3422E9FB" wp14:editId="3A7723E4">
             <wp:extent cx="5943600" cy="786765"/>
             <wp:effectExtent l="0" t="0" r="0" b="0"/>
             <wp:docPr id="422522743" name="Picture 16"/>
@@ -3818,7 +3813,7 @@
         <w:rPr>
           <w:rFonts w:ascii="Roboto Mono" w:hAnsi="Roboto Mono"/>
         </w:rPr>
-        <w:pict w14:anchorId="202C0701">
+        <w:pict w14:anchorId="4FB37D72">
           <v:rect id="_x0000_i1040" style="width:0;height:1.5pt" o:hralign="center" o:hrstd="t" o:hr="t" fillcolor="#a0a0a0" stroked="f"/>
         </w:pict>
       </w:r>
@@ -3853,7 +3848,7 @@
           <w:noProof/>
         </w:rPr>
         <w:drawing>
-          <wp:inline distT="0" distB="0" distL="0" distR="0" wp14:anchorId="39CD0C99" wp14:editId="31DB6226">
+          <wp:inline distT="0" distB="0" distL="0" distR="0" wp14:anchorId="07A8B647" wp14:editId="6E656A1A">
             <wp:extent cx="5943600" cy="593090"/>
             <wp:effectExtent l="0" t="0" r="0" b="0"/>
             <wp:docPr id="126546492" name="Picture 17"/>
@@ -3925,7 +3920,6 @@
         <w:rPr>
           <w:rFonts w:ascii="Roboto Mono" w:hAnsi="Roboto Mono"/>
         </w:rPr>
-        <w:lastRenderedPageBreak/>
         <w:t xml:space="preserve">Deletes </w:t>
       </w:r>
       <w:r>
@@ -3953,7 +3947,7 @@
         <w:rPr>
           <w:rFonts w:ascii="Roboto Mono" w:hAnsi="Roboto Mono"/>
         </w:rPr>
-        <w:pict w14:anchorId="54157399">
+        <w:pict w14:anchorId="33E067C4">
           <v:rect id="_x0000_i1041" style="width:0;height:1.5pt" o:hralign="center" o:hrstd="t" o:hr="t" fillcolor="#a0a0a0" stroked="f"/>
         </w:pict>
       </w:r>
@@ -4061,7 +4055,7 @@
           <w:noProof/>
         </w:rPr>
         <w:drawing>
-          <wp:inline distT="0" distB="0" distL="0" distR="0" wp14:anchorId="45B8F836" wp14:editId="26C9186B">
+          <wp:inline distT="0" distB="0" distL="0" distR="0" wp14:anchorId="43A45D02" wp14:editId="1390EF6B">
             <wp:extent cx="5943600" cy="1222375"/>
             <wp:effectExtent l="0" t="0" r="0" b="0"/>
             <wp:docPr id="1414914918" name="Picture 18"/>
@@ -4411,7 +4405,7 @@
         <w:rPr>
           <w:rFonts w:ascii="Roboto Mono" w:hAnsi="Roboto Mono"/>
         </w:rPr>
-        <w:pict w14:anchorId="5600A44D">
+        <w:pict w14:anchorId="42F98C84">
           <v:rect id="_x0000_i1042" style="width:0;height:1.5pt" o:hralign="center" o:hrstd="t" o:hr="t" fillcolor="#a0a0a0" stroked="f"/>
         </w:pict>
       </w:r>
@@ -4446,7 +4440,7 @@
           <w:noProof/>
         </w:rPr>
         <w:drawing>
-          <wp:inline distT="0" distB="0" distL="0" distR="0" wp14:anchorId="68467DED" wp14:editId="34696E6E">
+          <wp:inline distT="0" distB="0" distL="0" distR="0" wp14:anchorId="3A3D9F9B" wp14:editId="6920DEF0">
             <wp:extent cx="5943600" cy="804545"/>
             <wp:effectExtent l="0" t="0" r="0" b="0"/>
             <wp:docPr id="362611199" name="Picture 19"/>
@@ -4531,7 +4525,7 @@
         <w:rPr>
           <w:rFonts w:ascii="Roboto Mono" w:hAnsi="Roboto Mono"/>
         </w:rPr>
-        <w:pict w14:anchorId="71ABF124">
+        <w:pict w14:anchorId="7A907446">
           <v:rect id="_x0000_i1043" style="width:0;height:1.5pt" o:hralign="center" o:hrstd="t" o:hr="t" fillcolor="#a0a0a0" stroked="f"/>
         </w:pict>
       </w:r>
@@ -4565,9 +4559,8 @@
         <w:rPr>
           <w:noProof/>
         </w:rPr>
-        <w:lastRenderedPageBreak/>
         <w:drawing>
-          <wp:inline distT="0" distB="0" distL="0" distR="0" wp14:anchorId="13DD2DAC" wp14:editId="7E56E899">
+          <wp:inline distT="0" distB="0" distL="0" distR="0" wp14:anchorId="2D159107" wp14:editId="2F698C57">
             <wp:extent cx="5943600" cy="869315"/>
             <wp:effectExtent l="0" t="0" r="0" b="6985"/>
             <wp:docPr id="1985535876" name="Picture 20"/>
@@ -4852,7 +4845,7 @@
         <w:rPr>
           <w:rFonts w:ascii="Roboto Mono" w:hAnsi="Roboto Mono"/>
         </w:rPr>
-        <w:pict w14:anchorId="6C4EE3BE">
+        <w:pict w14:anchorId="12C996D8">
           <v:rect id="_x0000_i1044" style="width:0;height:1.5pt" o:hralign="center" o:hrstd="t" o:hr="t" fillcolor="#a0a0a0" stroked="f"/>
         </w:pict>
       </w:r>
@@ -4943,7 +4936,7 @@
           <w:noProof/>
         </w:rPr>
         <w:drawing>
-          <wp:inline distT="0" distB="0" distL="0" distR="0" wp14:anchorId="2328C300" wp14:editId="3D52CD2F">
+          <wp:inline distT="0" distB="0" distL="0" distR="0" wp14:anchorId="7F39B46D" wp14:editId="63CBBD18">
             <wp:extent cx="5943600" cy="937260"/>
             <wp:effectExtent l="0" t="0" r="0" b="0"/>
             <wp:docPr id="1743221456" name="Picture 21"/>
@@ -5068,7 +5061,7 @@
         <w:rPr>
           <w:rFonts w:ascii="Roboto Mono" w:hAnsi="Roboto Mono"/>
         </w:rPr>
-        <w:pict w14:anchorId="2983DEFE">
+        <w:pict w14:anchorId="5AACA838">
           <v:rect id="_x0000_i1045" style="width:0;height:1.5pt" o:hralign="center" o:hrstd="t" o:hr="t" fillcolor="#a0a0a0" stroked="f"/>
         </w:pict>
       </w:r>
@@ -5159,7 +5152,7 @@
           <w:noProof/>
         </w:rPr>
         <w:drawing>
-          <wp:inline distT="0" distB="0" distL="0" distR="0" wp14:anchorId="2DD6A38A" wp14:editId="28102D40">
+          <wp:inline distT="0" distB="0" distL="0" distR="0" wp14:anchorId="1A223988" wp14:editId="2E05DAE4">
             <wp:extent cx="5943600" cy="1229995"/>
             <wp:effectExtent l="0" t="0" r="0" b="8255"/>
             <wp:docPr id="105452977" name="Picture 22"/>
@@ -5251,7 +5244,6 @@
                 <w:b/>
                 <w:bCs/>
               </w:rPr>
-              <w:lastRenderedPageBreak/>
               <w:t>Command</w:t>
             </w:r>
           </w:p>
@@ -5649,7 +5641,7 @@
         <w:rPr>
           <w:rFonts w:ascii="Roboto Mono" w:hAnsi="Roboto Mono"/>
         </w:rPr>
-        <w:pict w14:anchorId="430E9090">
+        <w:pict w14:anchorId="2CBE5EB0">
           <v:rect id="_x0000_i1046" style="width:0;height:1.5pt" o:hralign="center" o:hrstd="t" o:hr="t" fillcolor="#a0a0a0" stroked="f"/>
         </w:pict>
       </w:r>
@@ -5684,7 +5676,7 @@
           <w:noProof/>
         </w:rPr>
         <w:drawing>
-          <wp:inline distT="0" distB="0" distL="0" distR="0" wp14:anchorId="4EF45881" wp14:editId="6191E9BC">
+          <wp:inline distT="0" distB="0" distL="0" distR="0" wp14:anchorId="31AB376B" wp14:editId="1079CE81">
             <wp:extent cx="5943600" cy="782320"/>
             <wp:effectExtent l="0" t="0" r="0" b="0"/>
             <wp:docPr id="1414043671" name="Picture 23"/>
@@ -5782,7 +5774,7 @@
         <w:rPr>
           <w:rFonts w:ascii="Roboto Mono" w:hAnsi="Roboto Mono"/>
         </w:rPr>
-        <w:pict w14:anchorId="20CCB96F">
+        <w:pict w14:anchorId="1E434075">
           <v:rect id="_x0000_i1047" style="width:0;height:1.5pt" o:hralign="center" o:hrstd="t" o:hr="t" fillcolor="#a0a0a0" stroked="f"/>
         </w:pict>
       </w:r>
@@ -5817,7 +5809,7 @@
           <w:noProof/>
         </w:rPr>
         <w:drawing>
-          <wp:inline distT="0" distB="0" distL="0" distR="0" wp14:anchorId="26C6F9F9" wp14:editId="2722D77D">
+          <wp:inline distT="0" distB="0" distL="0" distR="0" wp14:anchorId="2BF3DB0B" wp14:editId="452706F8">
             <wp:extent cx="5943600" cy="610870"/>
             <wp:effectExtent l="0" t="0" r="0" b="0"/>
             <wp:docPr id="1286592390" name="Picture 24"/>
@@ -5902,7 +5894,7 @@
         <w:rPr>
           <w:rFonts w:ascii="Roboto Mono" w:hAnsi="Roboto Mono"/>
         </w:rPr>
-        <w:pict w14:anchorId="68F297FC">
+        <w:pict w14:anchorId="150C9D07">
           <v:rect id="_x0000_i1048" style="width:0;height:1.5pt" o:hralign="center" o:hrstd="t" o:hr="t" fillcolor="#a0a0a0" stroked="f"/>
         </w:pict>
       </w:r>
@@ -5937,7 +5929,7 @@
           <w:noProof/>
         </w:rPr>
         <w:drawing>
-          <wp:inline distT="0" distB="0" distL="0" distR="0" wp14:anchorId="6F2D6A12" wp14:editId="7326FE62">
+          <wp:inline distT="0" distB="0" distL="0" distR="0" wp14:anchorId="054326FF" wp14:editId="7C3BC260">
             <wp:extent cx="5943600" cy="602615"/>
             <wp:effectExtent l="0" t="0" r="0" b="6985"/>
             <wp:docPr id="846285686" name="Picture 25"/>
@@ -6022,8 +6014,7 @@
         <w:rPr>
           <w:rFonts w:ascii="Roboto Mono" w:hAnsi="Roboto Mono"/>
         </w:rPr>
-        <w:lastRenderedPageBreak/>
-        <w:pict w14:anchorId="3DBD9562">
+        <w:pict w14:anchorId="1FF0C4D3">
           <v:rect id="_x0000_i1049" style="width:0;height:1.5pt" o:hralign="center" o:hrstd="t" o:hr="t" fillcolor="#a0a0a0" stroked="f"/>
         </w:pict>
       </w:r>
@@ -6131,7 +6122,7 @@
           <w:noProof/>
         </w:rPr>
         <w:drawing>
-          <wp:inline distT="0" distB="0" distL="0" distR="0" wp14:anchorId="27AC5B50" wp14:editId="4F2DEBD7">
+          <wp:inline distT="0" distB="0" distL="0" distR="0" wp14:anchorId="1B9CD07E" wp14:editId="69F72FBD">
             <wp:extent cx="5943600" cy="1243330"/>
             <wp:effectExtent l="0" t="0" r="0" b="0"/>
             <wp:docPr id="2138959803" name="Picture 26"/>
@@ -6255,7 +6246,7 @@
         <w:rPr>
           <w:rFonts w:ascii="Roboto Mono" w:hAnsi="Roboto Mono"/>
         </w:rPr>
-        <w:pict w14:anchorId="2D18AD97">
+        <w:pict w14:anchorId="72BB9DBA">
           <v:rect id="_x0000_i1050" style="width:0;height:1.5pt" o:hralign="center" o:hrstd="t" o:hr="t" fillcolor="#a0a0a0" stroked="f"/>
         </w:pict>
       </w:r>
@@ -6290,7 +6281,7 @@
           <w:noProof/>
         </w:rPr>
         <w:drawing>
-          <wp:inline distT="0" distB="0" distL="0" distR="0" wp14:anchorId="2E99C804" wp14:editId="13B2D37B">
+          <wp:inline distT="0" distB="0" distL="0" distR="0" wp14:anchorId="4AEF47D1" wp14:editId="58A2F4D1">
             <wp:extent cx="5943600" cy="1286510"/>
             <wp:effectExtent l="0" t="0" r="0" b="8890"/>
             <wp:docPr id="719832375" name="Picture 27"/>
@@ -6414,8 +6405,7 @@
         <w:rPr>
           <w:rFonts w:ascii="Roboto Mono" w:hAnsi="Roboto Mono"/>
         </w:rPr>
-        <w:lastRenderedPageBreak/>
-        <w:pict w14:anchorId="26C83D4B">
+        <w:pict w14:anchorId="229EE8ED">
           <v:rect id="_x0000_i1051" style="width:0;height:1.5pt" o:hralign="center" o:hrstd="t" o:hr="t" fillcolor="#a0a0a0" stroked="f"/>
         </w:pict>
       </w:r>
@@ -6450,7 +6440,7 @@
           <w:noProof/>
         </w:rPr>
         <w:drawing>
-          <wp:inline distT="0" distB="0" distL="0" distR="0" wp14:anchorId="22AC3AB1" wp14:editId="17B29B9E">
+          <wp:inline distT="0" distB="0" distL="0" distR="0" wp14:anchorId="7E96D23C" wp14:editId="7B0C3F9B">
             <wp:extent cx="5943600" cy="753745"/>
             <wp:effectExtent l="0" t="0" r="0" b="8255"/>
             <wp:docPr id="1849042227" name="Picture 28"/>
@@ -6535,7 +6525,7 @@
         <w:rPr>
           <w:rFonts w:ascii="Roboto Mono" w:hAnsi="Roboto Mono"/>
         </w:rPr>
-        <w:pict w14:anchorId="6AE42C01">
+        <w:pict w14:anchorId="455A856B">
           <v:rect id="_x0000_i1052" style="width:0;height:1.5pt" o:hralign="center" o:hrstd="t" o:hr="t" fillcolor="#a0a0a0" stroked="f"/>
         </w:pict>
       </w:r>
@@ -6570,7 +6560,7 @@
           <w:noProof/>
         </w:rPr>
         <w:drawing>
-          <wp:inline distT="0" distB="0" distL="0" distR="0" wp14:anchorId="0FCBF338" wp14:editId="1EB3FB44">
+          <wp:inline distT="0" distB="0" distL="0" distR="0" wp14:anchorId="1FF1083C" wp14:editId="7CD5A110">
             <wp:extent cx="5943600" cy="790575"/>
             <wp:effectExtent l="0" t="0" r="0" b="9525"/>
             <wp:docPr id="2135986113" name="Picture 29"/>
@@ -6655,7 +6645,7 @@
         <w:rPr>
           <w:rFonts w:ascii="Roboto Mono" w:hAnsi="Roboto Mono"/>
         </w:rPr>
-        <w:pict w14:anchorId="4E790053">
+        <w:pict w14:anchorId="3CBD31FD">
           <v:rect id="_x0000_i1053" style="width:0;height:1.5pt" o:hralign="center" o:hrstd="t" o:hr="t" fillcolor="#a0a0a0" stroked="f"/>
         </w:pict>
       </w:r>
@@ -6690,7 +6680,7 @@
           <w:noProof/>
         </w:rPr>
         <w:drawing>
-          <wp:inline distT="0" distB="0" distL="0" distR="0" wp14:anchorId="0EBC99AF" wp14:editId="14DF941D">
+          <wp:inline distT="0" distB="0" distL="0" distR="0" wp14:anchorId="2A90D6A7" wp14:editId="1187979E">
             <wp:extent cx="5943600" cy="875030"/>
             <wp:effectExtent l="0" t="0" r="0" b="1270"/>
             <wp:docPr id="1714270374" name="Picture 30"/>
@@ -6975,7 +6965,7 @@
         <w:rPr>
           <w:rFonts w:ascii="Roboto Mono" w:hAnsi="Roboto Mono"/>
         </w:rPr>
-        <w:pict w14:anchorId="130E419A">
+        <w:pict w14:anchorId="413381C4">
           <v:rect id="_x0000_i1054" style="width:0;height:1.5pt" o:hralign="center" o:hrstd="t" o:hr="t" fillcolor="#a0a0a0" stroked="f"/>
         </w:pict>
       </w:r>
@@ -6988,7 +6978,6 @@
         <w:rPr>
           <w:rFonts w:ascii="Segoe UI Emoji" w:hAnsi="Segoe UI Emoji" w:cs="Segoe UI Emoji"/>
         </w:rPr>
-        <w:lastRenderedPageBreak/>
         <w:t>⚠️</w:t>
       </w:r>
       <w:r>
@@ -7084,7 +7073,7 @@
           <w:noProof/>
         </w:rPr>
         <w:drawing>
-          <wp:inline distT="0" distB="0" distL="0" distR="0" wp14:anchorId="74F32AD0" wp14:editId="04A807CE">
+          <wp:inline distT="0" distB="0" distL="0" distR="0" wp14:anchorId="19D03ECD" wp14:editId="6505ED00">
             <wp:extent cx="5943600" cy="622300"/>
             <wp:effectExtent l="0" t="0" r="0" b="6350"/>
             <wp:docPr id="897335129" name="Picture 31"/>
@@ -7183,7 +7172,7 @@
         <w:rPr>
           <w:rFonts w:ascii="Roboto Mono" w:hAnsi="Roboto Mono"/>
         </w:rPr>
-        <w:pict w14:anchorId="24F7756F">
+        <w:pict w14:anchorId="70060149">
           <v:rect id="_x0000_i1055" style="width:0;height:1.5pt" o:hralign="center" o:hrstd="t" o:hr="t" fillcolor="#a0a0a0" stroked="f"/>
         </w:pict>
       </w:r>
@@ -7218,7 +7207,7 @@
           <w:noProof/>
         </w:rPr>
         <w:drawing>
-          <wp:inline distT="0" distB="0" distL="0" distR="0" wp14:anchorId="47A52743" wp14:editId="22ACF4F4">
+          <wp:inline distT="0" distB="0" distL="0" distR="0" wp14:anchorId="2F62117C" wp14:editId="60459EE2">
             <wp:extent cx="5943600" cy="780415"/>
             <wp:effectExtent l="0" t="0" r="0" b="635"/>
             <wp:docPr id="1029927878" name="Picture 32"/>
@@ -7316,7 +7305,7 @@
         <w:rPr>
           <w:rFonts w:ascii="Roboto Mono" w:hAnsi="Roboto Mono"/>
         </w:rPr>
-        <w:pict w14:anchorId="4460D78D">
+        <w:pict w14:anchorId="316C397E">
           <v:rect id="_x0000_i1056" style="width:0;height:1.5pt" o:hralign="center" o:hrstd="t" o:hr="t" fillcolor="#a0a0a0" stroked="f"/>
         </w:pict>
       </w:r>
@@ -7389,7 +7378,7 @@
           <w:noProof/>
         </w:rPr>
         <w:drawing>
-          <wp:inline distT="0" distB="0" distL="0" distR="0" wp14:anchorId="16668272" wp14:editId="7C6A9AA8">
+          <wp:inline distT="0" distB="0" distL="0" distR="0" wp14:anchorId="69ED1FF6" wp14:editId="48F014BB">
             <wp:extent cx="5943600" cy="764540"/>
             <wp:effectExtent l="0" t="0" r="0" b="0"/>
             <wp:docPr id="684392820" name="Picture 33"/>
@@ -7474,7 +7463,6 @@
         <w:rPr>
           <w:rFonts w:ascii="Roboto Mono" w:hAnsi="Roboto Mono"/>
         </w:rPr>
-        <w:lastRenderedPageBreak/>
         <w:t>If related orders exist, the database may prevent deletion.</w:t>
       </w:r>
     </w:p>
@@ -7488,7 +7476,7 @@
         <w:rPr>
           <w:rFonts w:ascii="Roboto Mono" w:hAnsi="Roboto Mono"/>
         </w:rPr>
-        <w:pict w14:anchorId="523A06DA">
+        <w:pict w14:anchorId="1FE666E0">
           <v:rect id="_x0000_i1057" style="width:0;height:1.5pt" o:hralign="center" o:hrstd="t" o:hr="t" fillcolor="#a0a0a0" stroked="f"/>
         </w:pict>
       </w:r>
@@ -7579,7 +7567,7 @@
           <w:noProof/>
         </w:rPr>
         <w:drawing>
-          <wp:inline distT="0" distB="0" distL="0" distR="0" wp14:anchorId="525F189C" wp14:editId="15597E5C">
+          <wp:inline distT="0" distB="0" distL="0" distR="0" wp14:anchorId="3D582725" wp14:editId="79E28EC7">
             <wp:extent cx="5943600" cy="1241425"/>
             <wp:effectExtent l="0" t="0" r="0" b="0"/>
             <wp:docPr id="2057504815" name="Picture 34"/>
@@ -8068,7 +8056,7 @@
         <w:rPr>
           <w:rFonts w:ascii="Roboto Mono" w:hAnsi="Roboto Mono"/>
         </w:rPr>
-        <w:pict w14:anchorId="1725AFBE">
+        <w:pict w14:anchorId="65055984">
           <v:rect id="_x0000_i1058" style="width:0;height:1.5pt" o:hralign="center" o:hrstd="t" o:hr="t" fillcolor="#a0a0a0" stroked="f"/>
         </w:pict>
       </w:r>
@@ -8176,7 +8164,7 @@
           <w:noProof/>
         </w:rPr>
         <w:drawing>
-          <wp:inline distT="0" distB="0" distL="0" distR="0" wp14:anchorId="57A72228" wp14:editId="12ECF381">
+          <wp:inline distT="0" distB="0" distL="0" distR="0" wp14:anchorId="038C6E6B" wp14:editId="3D74B7BE">
             <wp:extent cx="5943600" cy="1268095"/>
             <wp:effectExtent l="0" t="0" r="0" b="8255"/>
             <wp:docPr id="1508780381" name="Picture 35"/>
@@ -8274,7 +8262,6 @@
         <w:rPr>
           <w:rFonts w:ascii="Roboto Mono" w:hAnsi="Roboto Mono"/>
         </w:rPr>
-        <w:lastRenderedPageBreak/>
         <w:t xml:space="preserve">    City VARCHAR(100)</w:t>
       </w:r>
     </w:p>
@@ -8301,7 +8288,7 @@
         <w:rPr>
           <w:rFonts w:ascii="Roboto Mono" w:hAnsi="Roboto Mono"/>
         </w:rPr>
-        <w:pict w14:anchorId="1BD3B7A2">
+        <w:pict w14:anchorId="19481B5C">
           <v:rect id="_x0000_i1059" style="width:0;height:1.5pt" o:hralign="center" o:hrstd="t" o:hr="t" fillcolor="#a0a0a0" stroked="f"/>
         </w:pict>
       </w:r>
@@ -8395,7 +8382,7 @@
           <w:noProof/>
         </w:rPr>
         <w:drawing>
-          <wp:inline distT="0" distB="0" distL="0" distR="0" wp14:anchorId="7322586A" wp14:editId="3379AF5E">
+          <wp:inline distT="0" distB="0" distL="0" distR="0" wp14:anchorId="41B9C8B1" wp14:editId="0F5511E2">
             <wp:extent cx="5943600" cy="1386840"/>
             <wp:effectExtent l="0" t="0" r="0" b="3810"/>
             <wp:docPr id="1957841902" name="Picture 36"/>
@@ -8532,7 +8519,7 @@
         <w:rPr>
           <w:rFonts w:ascii="Roboto Mono" w:hAnsi="Roboto Mono"/>
         </w:rPr>
-        <w:pict w14:anchorId="243890C1">
+        <w:pict w14:anchorId="7E4E5C4E">
           <v:rect id="_x0000_i1060" style="width:0;height:1.5pt" o:hralign="center" o:hrstd="t" o:hr="t" fillcolor="#a0a0a0" stroked="f"/>
         </w:pict>
       </w:r>
@@ -8626,7 +8613,7 @@
           <w:noProof/>
         </w:rPr>
         <w:drawing>
-          <wp:inline distT="0" distB="0" distL="0" distR="0" wp14:anchorId="16F314B7" wp14:editId="37B152E4">
+          <wp:inline distT="0" distB="0" distL="0" distR="0" wp14:anchorId="4D9BCDF0" wp14:editId="6D384AEC">
             <wp:extent cx="5943600" cy="650240"/>
             <wp:effectExtent l="0" t="0" r="0" b="0"/>
             <wp:docPr id="1477336768" name="Picture 37"/>
@@ -8715,9 +8702,8 @@
         <w:rPr>
           <w:noProof/>
         </w:rPr>
-        <w:lastRenderedPageBreak/>
         <w:drawing>
-          <wp:inline distT="0" distB="0" distL="0" distR="0" wp14:anchorId="5C7D2CCC" wp14:editId="317BA9BE">
+          <wp:inline distT="0" distB="0" distL="0" distR="0" wp14:anchorId="239F3EAA" wp14:editId="2F33CE36">
             <wp:extent cx="5943600" cy="1535430"/>
             <wp:effectExtent l="0" t="0" r="0" b="7620"/>
             <wp:docPr id="2032400041" name="Picture 38"/>
@@ -9132,7 +9118,7 @@
         <w:rPr>
           <w:rFonts w:ascii="Roboto Mono" w:hAnsi="Roboto Mono"/>
         </w:rPr>
-        <w:pict w14:anchorId="2915F9DB">
+        <w:pict w14:anchorId="1F380BE8">
           <v:rect id="_x0000_i1061" style="width:0;height:1.5pt" o:hralign="center" o:hrstd="t" o:hr="t" fillcolor="#a0a0a0" stroked="f"/>
         </w:pict>
       </w:r>
@@ -9226,7 +9212,7 @@
           <w:noProof/>
         </w:rPr>
         <w:drawing>
-          <wp:inline distT="0" distB="0" distL="0" distR="0" wp14:anchorId="40949B61" wp14:editId="584F9637">
+          <wp:inline distT="0" distB="0" distL="0" distR="0" wp14:anchorId="717AA7E9" wp14:editId="09887BA0">
             <wp:extent cx="5943600" cy="787400"/>
             <wp:effectExtent l="0" t="0" r="0" b="0"/>
             <wp:docPr id="1188794356" name="Picture 39"/>
@@ -9311,7 +9297,7 @@
         <w:rPr>
           <w:rFonts w:ascii="Roboto Mono" w:hAnsi="Roboto Mono"/>
         </w:rPr>
-        <w:pict w14:anchorId="4B1F13CF">
+        <w:pict w14:anchorId="442D8897">
           <v:rect id="_x0000_i1062" style="width:0;height:1.5pt" o:hralign="center" o:hrstd="t" o:hr="t" fillcolor="#a0a0a0" stroked="f"/>
         </w:pict>
       </w:r>
@@ -9405,7 +9391,7 @@
           <w:noProof/>
         </w:rPr>
         <w:drawing>
-          <wp:inline distT="0" distB="0" distL="0" distR="0" wp14:anchorId="7AAE5D98" wp14:editId="0A467B7D">
+          <wp:inline distT="0" distB="0" distL="0" distR="0" wp14:anchorId="53FB64D8" wp14:editId="6E588364">
             <wp:extent cx="5943600" cy="624840"/>
             <wp:effectExtent l="0" t="0" r="0" b="3810"/>
             <wp:docPr id="1804422230" name="Picture 40"/>
@@ -9464,7 +9450,6 @@
         <w:rPr>
           <w:rFonts w:ascii="Roboto Mono" w:hAnsi="Roboto Mono"/>
         </w:rPr>
-        <w:lastRenderedPageBreak/>
         <w:t>SELECT * FROM Customers;</w:t>
       </w:r>
     </w:p>
@@ -9496,7 +9481,7 @@
           <w:noProof/>
         </w:rPr>
         <w:drawing>
-          <wp:inline distT="0" distB="0" distL="0" distR="0" wp14:anchorId="14D1AC86" wp14:editId="3F4AD768">
+          <wp:inline distT="0" distB="0" distL="0" distR="0" wp14:anchorId="54B573C3" wp14:editId="5026D0FD">
             <wp:extent cx="5943600" cy="1197610"/>
             <wp:effectExtent l="0" t="0" r="0" b="2540"/>
             <wp:docPr id="2124593377" name="Picture 41"/>
@@ -9846,7 +9831,7 @@
         <w:rPr>
           <w:rFonts w:ascii="Roboto Mono" w:hAnsi="Roboto Mono"/>
         </w:rPr>
-        <w:pict w14:anchorId="0247D075">
+        <w:pict w14:anchorId="21DDE35F">
           <v:rect id="_x0000_i1063" style="width:0;height:1.5pt" o:hralign="center" o:hrstd="t" o:hr="t" fillcolor="#a0a0a0" stroked="f"/>
         </w:pict>
       </w:r>
@@ -9940,7 +9925,7 @@
           <w:noProof/>
         </w:rPr>
         <w:drawing>
-          <wp:inline distT="0" distB="0" distL="0" distR="0" wp14:anchorId="51850723" wp14:editId="5F12BDE9">
+          <wp:inline distT="0" distB="0" distL="0" distR="0" wp14:anchorId="7C2C48E2" wp14:editId="49F4F12C">
             <wp:extent cx="5943600" cy="782320"/>
             <wp:effectExtent l="0" t="0" r="0" b="0"/>
             <wp:docPr id="2143238121" name="Picture 42"/>
@@ -10025,7 +10010,7 @@
         <w:rPr>
           <w:rFonts w:ascii="Roboto Mono" w:hAnsi="Roboto Mono"/>
         </w:rPr>
-        <w:pict w14:anchorId="1814CD55">
+        <w:pict w14:anchorId="5868772C">
           <v:rect id="_x0000_i1064" style="width:0;height:1.5pt" o:hralign="center" o:hrstd="t" o:hr="t" fillcolor="#a0a0a0" stroked="f"/>
         </w:pict>
       </w:r>
@@ -10119,7 +10104,7 @@
           <w:noProof/>
         </w:rPr>
         <w:drawing>
-          <wp:inline distT="0" distB="0" distL="0" distR="0" wp14:anchorId="505AC0AB" wp14:editId="322E01D3">
+          <wp:inline distT="0" distB="0" distL="0" distR="0" wp14:anchorId="54D5148D" wp14:editId="0D8250D3">
             <wp:extent cx="5943600" cy="612140"/>
             <wp:effectExtent l="0" t="0" r="0" b="0"/>
             <wp:docPr id="1076974811" name="Picture 43"/>
@@ -10191,9 +10176,8 @@
         <w:rPr>
           <w:noProof/>
         </w:rPr>
-        <w:lastRenderedPageBreak/>
         <w:drawing>
-          <wp:inline distT="0" distB="0" distL="0" distR="0" wp14:anchorId="564C4DC5" wp14:editId="05ECE2E6">
+          <wp:inline distT="0" distB="0" distL="0" distR="0" wp14:anchorId="5B635BD5" wp14:editId="0DC6E887">
             <wp:extent cx="5943600" cy="535940"/>
             <wp:effectExtent l="0" t="0" r="0" b="0"/>
             <wp:docPr id="737612266" name="Picture 44"/>
@@ -10413,8 +10397,8 @@
         <w:rPr>
           <w:rFonts w:ascii="Roboto Mono" w:hAnsi="Roboto Mono"/>
         </w:rPr>
-        <w:pict w14:anchorId="7115EB87">
-          <v:rect id="_x0000_i1070" style="width:0;height:1.5pt" o:hralign="center" o:bullet="t" o:hrstd="t" o:hr="t" fillcolor="#a0a0a0" stroked="f"/>
+        <w:pict w14:anchorId="3AB0ADA6">
+          <v:rect id="_x0000_i1065" style="width:0;height:1.5pt" o:hralign="center" o:bullet="t" o:hrstd="t" o:hr="t" fillcolor="#a0a0a0" stroked="f"/>
         </w:pict>
       </w:r>
     </w:p>
@@ -10595,7 +10579,7 @@
           <w:noProof/>
         </w:rPr>
         <w:drawing>
-          <wp:inline distT="0" distB="0" distL="0" distR="0" wp14:anchorId="4327DFF7" wp14:editId="70303876">
+          <wp:inline distT="0" distB="0" distL="0" distR="0" wp14:anchorId="22D336F8" wp14:editId="1BF09D37">
             <wp:extent cx="5943600" cy="1950720"/>
             <wp:effectExtent l="0" t="0" r="0" b="0"/>
             <wp:docPr id="1513199289" name="Picture 1"/>
@@ -10719,9 +10703,8 @@
         <w:rPr>
           <w:noProof/>
         </w:rPr>
-        <w:lastRenderedPageBreak/>
         <w:drawing>
-          <wp:inline distT="0" distB="0" distL="0" distR="0" wp14:anchorId="196F1D05" wp14:editId="167ECA55">
+          <wp:inline distT="0" distB="0" distL="0" distR="0" wp14:anchorId="78CC07A4" wp14:editId="464E156A">
             <wp:extent cx="5943600" cy="1604010"/>
             <wp:effectExtent l="0" t="0" r="0" b="0"/>
             <wp:docPr id="2023219373" name="Picture 2"/>
@@ -10929,7 +10912,7 @@
           <w:noProof/>
         </w:rPr>
         <w:drawing>
-          <wp:inline distT="0" distB="0" distL="0" distR="0" wp14:anchorId="51D9CAC8" wp14:editId="640DD995">
+          <wp:inline distT="0" distB="0" distL="0" distR="0" wp14:anchorId="3C9860A5" wp14:editId="3CC06B50">
             <wp:extent cx="5943600" cy="2318385"/>
             <wp:effectExtent l="0" t="0" r="0" b="5715"/>
             <wp:docPr id="490752825" name="Picture 3"/>
@@ -11066,9 +11049,8 @@
         <w:rPr>
           <w:noProof/>
         </w:rPr>
-        <w:lastRenderedPageBreak/>
         <w:drawing>
-          <wp:inline distT="0" distB="0" distL="0" distR="0" wp14:anchorId="723CA599" wp14:editId="53BE6715">
+          <wp:inline distT="0" distB="0" distL="0" distR="0" wp14:anchorId="3CE1BFF1" wp14:editId="1E696845">
             <wp:extent cx="5943600" cy="1325880"/>
             <wp:effectExtent l="0" t="0" r="0" b="7620"/>
             <wp:docPr id="77980334" name="Picture 4"/>
@@ -11278,7 +11260,7 @@
           <w:noProof/>
         </w:rPr>
         <w:drawing>
-          <wp:inline distT="0" distB="0" distL="0" distR="0" wp14:anchorId="2EDCD3E2" wp14:editId="55547BDB">
+          <wp:inline distT="0" distB="0" distL="0" distR="0" wp14:anchorId="398C5798" wp14:editId="58093C48">
             <wp:extent cx="5943600" cy="2318385"/>
             <wp:effectExtent l="0" t="0" r="0" b="5715"/>
             <wp:docPr id="316320320" name="Picture 5"/>
@@ -11351,7 +11333,7 @@
           <w:noProof/>
         </w:rPr>
         <w:drawing>
-          <wp:inline distT="0" distB="0" distL="0" distR="0" wp14:anchorId="5A3BF370" wp14:editId="069D186B">
+          <wp:inline distT="0" distB="0" distL="0" distR="0" wp14:anchorId="755A7CBB" wp14:editId="2B700553">
             <wp:extent cx="5943600" cy="3086100"/>
             <wp:effectExtent l="0" t="0" r="0" b="0"/>
             <wp:docPr id="1872573409" name="Picture 6"/>
@@ -11408,7 +11390,6 @@
         </w:rPr>
       </w:pPr>
       <w:r>
-        <w:lastRenderedPageBreak/>
         <w:t>basic command</w:t>
       </w:r>
     </w:p>
@@ -11559,7 +11540,7 @@
           <w:noProof/>
         </w:rPr>
         <w:drawing>
-          <wp:inline distT="0" distB="0" distL="0" distR="0" wp14:anchorId="79C515A9" wp14:editId="0E3E45E6">
+          <wp:inline distT="0" distB="0" distL="0" distR="0" wp14:anchorId="03891081" wp14:editId="3C4AE60D">
             <wp:extent cx="5943600" cy="2043430"/>
             <wp:effectExtent l="0" t="0" r="0" b="0"/>
             <wp:docPr id="1381763381" name="Picture 7"/>
@@ -11645,7 +11626,7 @@
           <w:noProof/>
         </w:rPr>
         <w:drawing>
-          <wp:inline distT="0" distB="0" distL="0" distR="0" wp14:anchorId="34EA1110" wp14:editId="639569D3">
+          <wp:inline distT="0" distB="0" distL="0" distR="0" wp14:anchorId="20685B9D" wp14:editId="5E8F562C">
             <wp:extent cx="5943600" cy="2070735"/>
             <wp:effectExtent l="0" t="0" r="0" b="5715"/>
             <wp:docPr id="1698174844" name="Picture 8"/>
@@ -11853,9 +11834,8 @@
         <w:rPr>
           <w:noProof/>
         </w:rPr>
-        <w:lastRenderedPageBreak/>
         <w:drawing>
-          <wp:inline distT="0" distB="0" distL="0" distR="0" wp14:anchorId="529599C3" wp14:editId="2AD183B5">
+          <wp:inline distT="0" distB="0" distL="0" distR="0" wp14:anchorId="3BE9C268" wp14:editId="11D3E341">
             <wp:extent cx="5943600" cy="2032635"/>
             <wp:effectExtent l="0" t="0" r="0" b="5715"/>
             <wp:docPr id="920549376" name="Picture 9"/>
@@ -11928,7 +11908,7 @@
           <w:noProof/>
         </w:rPr>
         <w:drawing>
-          <wp:inline distT="0" distB="0" distL="0" distR="0" wp14:anchorId="247083F2" wp14:editId="6B01EEC5">
+          <wp:inline distT="0" distB="0" distL="0" distR="0" wp14:anchorId="08C1F56E" wp14:editId="13F13503">
             <wp:extent cx="5943600" cy="2948940"/>
             <wp:effectExtent l="0" t="0" r="0" b="3810"/>
             <wp:docPr id="697217978" name="Picture 10"/>
@@ -12137,9 +12117,8 @@
         <w:rPr>
           <w:noProof/>
         </w:rPr>
-        <w:lastRenderedPageBreak/>
         <w:drawing>
-          <wp:inline distT="0" distB="0" distL="0" distR="0" wp14:anchorId="7C4AE2FB" wp14:editId="7C5E5101">
+          <wp:inline distT="0" distB="0" distL="0" distR="0" wp14:anchorId="278B6279" wp14:editId="294D8025">
             <wp:extent cx="5943600" cy="2037080"/>
             <wp:effectExtent l="0" t="0" r="0" b="1270"/>
             <wp:docPr id="423335440" name="Picture 11"/>
@@ -12225,7 +12204,7 @@
           <w:noProof/>
         </w:rPr>
         <w:drawing>
-          <wp:inline distT="0" distB="0" distL="0" distR="0" wp14:anchorId="391FFE42" wp14:editId="1D179C68">
+          <wp:inline distT="0" distB="0" distL="0" distR="0" wp14:anchorId="1D39CA29" wp14:editId="4D0D3BA5">
             <wp:extent cx="5943600" cy="2043430"/>
             <wp:effectExtent l="0" t="0" r="0" b="0"/>
             <wp:docPr id="1392339128" name="Picture 12"/>
@@ -12435,7 +12414,7 @@
           <w:noProof/>
         </w:rPr>
         <w:drawing>
-          <wp:inline distT="0" distB="0" distL="0" distR="0" wp14:anchorId="7439A99F" wp14:editId="304E2969">
+          <wp:inline distT="0" distB="0" distL="0" distR="0" wp14:anchorId="0FB5FDFD" wp14:editId="53DD8C9B">
             <wp:extent cx="5943600" cy="2043430"/>
             <wp:effectExtent l="0" t="0" r="0" b="0"/>
             <wp:docPr id="627710887" name="Picture 13"/>
@@ -12507,9 +12486,8 @@
         <w:rPr>
           <w:noProof/>
         </w:rPr>
-        <w:lastRenderedPageBreak/>
         <w:drawing>
-          <wp:inline distT="0" distB="0" distL="0" distR="0" wp14:anchorId="4F06C247" wp14:editId="17C0FEED">
+          <wp:inline distT="0" distB="0" distL="0" distR="0" wp14:anchorId="7567EAE6" wp14:editId="2EAB7C88">
             <wp:extent cx="5943600" cy="2958465"/>
             <wp:effectExtent l="0" t="0" r="0" b="0"/>
             <wp:docPr id="1887131543" name="Picture 14"/>
@@ -12568,8 +12546,8 @@
         <w:rPr>
           <w:rFonts w:ascii="Roboto Mono" w:hAnsi="Roboto Mono"/>
         </w:rPr>
-        <w:pict w14:anchorId="6A480E92">
-          <v:rect id="_x0000_i1100" style="width:0;height:1.5pt" o:hralign="center" o:bullet="t" o:hrstd="t" o:hr="t" fillcolor="#a0a0a0" stroked="f"/>
+        <w:pict w14:anchorId="27028AE7">
+          <v:rect id="_x0000_i1066" style="width:0;height:1.5pt" o:hralign="center" o:bullet="t" o:hrstd="t" o:hr="t" fillcolor="#a0a0a0" stroked="f"/>
         </w:pict>
       </w:r>
     </w:p>
@@ -12659,7 +12637,7 @@
           <w:noProof/>
         </w:rPr>
         <w:drawing>
-          <wp:inline distT="0" distB="0" distL="0" distR="0" wp14:anchorId="31631373" wp14:editId="6E8CDA1A">
+          <wp:inline distT="0" distB="0" distL="0" distR="0" wp14:anchorId="03D5345E" wp14:editId="2546AE27">
             <wp:extent cx="5943600" cy="1576070"/>
             <wp:effectExtent l="0" t="0" r="0" b="5080"/>
             <wp:docPr id="751914139" name="Picture 45"/>
@@ -12827,7 +12805,6 @@
         <w:rPr>
           <w:rFonts w:ascii="Roboto Mono" w:hAnsi="Roboto Mono"/>
         </w:rPr>
-        <w:lastRenderedPageBreak/>
         <w:t xml:space="preserve">       </w:t>
       </w:r>
       <w:r>
@@ -12860,8 +12837,8 @@
         <w:rPr>
           <w:rFonts w:ascii="Roboto Mono" w:hAnsi="Roboto Mono"/>
         </w:rPr>
-        <w:pict w14:anchorId="70F98CFB">
-          <v:rect id="_x0000_i1066" style="width:0;height:1.5pt" o:hralign="center" o:hrstd="t" o:hr="t" fillcolor="#a0a0a0" stroked="f"/>
+        <w:pict w14:anchorId="27979257">
+          <v:rect id="_x0000_i1067" style="width:0;height:1.5pt" o:hralign="center" o:hrstd="t" o:hr="t" fillcolor="#a0a0a0" stroked="f"/>
         </w:pict>
       </w:r>
     </w:p>
@@ -13074,8 +13051,8 @@
         <w:rPr>
           <w:rFonts w:ascii="Roboto Mono" w:hAnsi="Roboto Mono"/>
         </w:rPr>
-        <w:pict w14:anchorId="6206B481">
-          <v:rect id="_x0000_i1067" style="width:0;height:1.5pt" o:hralign="center" o:hrstd="t" o:hr="t" fillcolor="#a0a0a0" stroked="f"/>
+        <w:pict w14:anchorId="7CD5E5F3">
+          <v:rect id="_x0000_i1068" style="width:0;height:1.5pt" o:hralign="center" o:hrstd="t" o:hr="t" fillcolor="#a0a0a0" stroked="f"/>
         </w:pict>
       </w:r>
     </w:p>
@@ -13208,6 +13185,7 @@
         </w:rPr>
       </w:pPr>
     </w:p>
+    <w:p/>
     <w:sectPr>
       <w:pgSz w:w="12240" w:h="15840"/>
       <w:pgMar w:top="1440" w:right="1440" w:bottom="1440" w:left="1440" w:header="720" w:footer="720" w:gutter="0"/>
@@ -13220,11 +13198,6 @@
 
 <file path=word/numbering.xml><?xml version="1.0" encoding="utf-8"?>
 <w:numbering xmlns:wpc="http://schemas.microsoft.com/office/word/2010/wordprocessingCanvas" xmlns:cx="http://schemas.microsoft.com/office/drawing/2014/chartex" xmlns:cx1="http://schemas.microsoft.com/office/drawing/2015/9/8/chartex" xmlns:cx2="http://schemas.microsoft.com/office/drawing/2015/10/21/chartex" xmlns:cx3="http://schemas.microsoft.com/office/drawing/2016/5/9/chartex" xmlns:cx4="http://schemas.microsoft.com/office/drawing/2016/5/10/chartex" xmlns:cx5="http://schemas.microsoft.com/office/drawing/2016/5/11/chartex" xmlns:cx6="http://schemas.microsoft.com/office/drawing/2016/5/12/chartex" xmlns:cx7="http://schemas.microsoft.com/office/drawing/2016/5/13/chartex" xmlns:cx8="http://schemas.microsoft.com/office/drawing/2016/5/14/chartex" xmlns:mc="http://schemas.openxmlformats.org/markup-compatibility/2006" xmlns:aink="http://schemas.microsoft.com/office/drawing/2016/ink" xmlns:am3d="http://schemas.microsoft.com/office/drawing/2017/model3d" xmlns:o="urn:schemas-microsoft-com:office:office" xmlns:oel="http://schemas.microsoft.com/office/2019/extlst" xmlns:r="http://schemas.openxmlformats.org/officeDocument/2006/relationships" xmlns:m="http://schemas.openxmlformats.org/officeDocument/2006/math" xmlns:v="urn:schemas-microsoft-com:vml" xmlns:wp14="http://schemas.microsoft.com/office/word/2010/wordprocessingDrawing" xmlns:wp="http://schemas.openxmlformats.org/drawingml/2006/wordprocessingDrawing" xmlns:w10="urn:schemas-microsoft-com:office:word" xmlns:w="http://schemas.openxmlformats.org/wordprocessingml/2006/main" xmlns:w14="http://schemas.microsoft.com/office/word/2010/wordml" xmlns:w15="http://schemas.microsoft.com/office/word/2012/wordml" xmlns:w16cex="http://schemas.microsoft.com/office/word/2018/wordml/cex" xmlns:w16cid="http://schemas.microsoft.com/office/word/2016/wordml/cid" xmlns:w16="http://schemas.microsoft.com/office/word/2018/wordml" xmlns:w16du="http://schemas.microsoft.com/office/word/2023/wordml/word16du" xmlns:w16sdtdh="http://schemas.microsoft.com/office/word/2020/wordml/sdtdatahash" xmlns:w16sdtfl="http://schemas.microsoft.com/office/word/2024/wordml/sdtformatlock" xmlns:w16se="http://schemas.microsoft.com/office/word/2015/wordml/symex" xmlns:wpg="http://schemas.microsoft.com/office/word/2010/wordprocessingGroup" xmlns:wpi="http://schemas.microsoft.com/office/word/2010/wordprocessingInk" xmlns:wne="http://schemas.microsoft.com/office/word/2006/wordml" xmlns:wps="http://schemas.microsoft.com/office/word/2010/wordprocessingShape" mc:Ignorable="w14 w15 w16se w16cid w16 w16cex w16sdtdh w16sdtfl w16du wp14">
-  <w:numPicBullet w:numPicBulletId="0">
-    <w:pict>
-      <v:rect id="_x0000_i1025" style="width:0;height:1.5pt" o:hralign="center" o:bullet="t" o:hrstd="t" o:hr="t" fillcolor="#a0a0a0" stroked="f"/>
-    </w:pict>
-  </w:numPicBullet>
   <w:abstractNum w:abstractNumId="0" w15:restartNumberingAfterBreak="0">
     <w:nsid w:val="20C9672F"/>
     <w:multiLevelType w:val="multilevel"/>
@@ -13932,7 +13905,6 @@
   <w:style w:type="paragraph" w:default="1" w:styleId="Normal">
     <w:name w:val="Normal"/>
     <w:qFormat/>
-    <w:rsid w:val="00012020"/>
   </w:style>
   <w:style w:type="paragraph" w:styleId="Heading1">
     <w:name w:val="heading 1"/>
@@ -13941,7 +13913,7 @@
     <w:link w:val="Heading1Char"/>
     <w:uiPriority w:val="9"/>
     <w:qFormat/>
-    <w:rsid w:val="00835BCC"/>
+    <w:rsid w:val="00F341CB"/>
     <w:pPr>
       <w:keepNext/>
       <w:keepLines/>
@@ -13963,7 +13935,7 @@
     <w:uiPriority w:val="9"/>
     <w:unhideWhenUsed/>
     <w:qFormat/>
-    <w:rsid w:val="00835BCC"/>
+    <w:rsid w:val="00F341CB"/>
     <w:pPr>
       <w:keepNext/>
       <w:keepLines/>
@@ -13985,7 +13957,7 @@
     <w:uiPriority w:val="9"/>
     <w:unhideWhenUsed/>
     <w:qFormat/>
-    <w:rsid w:val="00835BCC"/>
+    <w:rsid w:val="00F341CB"/>
     <w:pPr>
       <w:keepNext/>
       <w:keepLines/>
@@ -14007,7 +13979,7 @@
     <w:uiPriority w:val="9"/>
     <w:unhideWhenUsed/>
     <w:qFormat/>
-    <w:rsid w:val="00835BCC"/>
+    <w:rsid w:val="00F341CB"/>
     <w:pPr>
       <w:keepNext/>
       <w:keepLines/>
@@ -14027,9 +13999,10 @@
     <w:next w:val="Normal"/>
     <w:link w:val="Heading5Char"/>
     <w:uiPriority w:val="9"/>
+    <w:semiHidden/>
     <w:unhideWhenUsed/>
     <w:qFormat/>
-    <w:rsid w:val="00835BCC"/>
+    <w:rsid w:val="00F341CB"/>
     <w:pPr>
       <w:keepNext/>
       <w:keepLines/>
@@ -14050,7 +14023,7 @@
     <w:semiHidden/>
     <w:unhideWhenUsed/>
     <w:qFormat/>
-    <w:rsid w:val="00835BCC"/>
+    <w:rsid w:val="00F341CB"/>
     <w:pPr>
       <w:keepNext/>
       <w:keepLines/>
@@ -14073,7 +14046,7 @@
     <w:semiHidden/>
     <w:unhideWhenUsed/>
     <w:qFormat/>
-    <w:rsid w:val="00835BCC"/>
+    <w:rsid w:val="00F341CB"/>
     <w:pPr>
       <w:keepNext/>
       <w:keepLines/>
@@ -14094,7 +14067,7 @@
     <w:semiHidden/>
     <w:unhideWhenUsed/>
     <w:qFormat/>
-    <w:rsid w:val="00835BCC"/>
+    <w:rsid w:val="00F341CB"/>
     <w:pPr>
       <w:keepNext/>
       <w:keepLines/>
@@ -14117,7 +14090,7 @@
     <w:semiHidden/>
     <w:unhideWhenUsed/>
     <w:qFormat/>
-    <w:rsid w:val="00835BCC"/>
+    <w:rsid w:val="00F341CB"/>
     <w:pPr>
       <w:keepNext/>
       <w:keepLines/>
@@ -14161,7 +14134,7 @@
     <w:basedOn w:val="DefaultParagraphFont"/>
     <w:link w:val="Heading1"/>
     <w:uiPriority w:val="9"/>
-    <w:rsid w:val="00835BCC"/>
+    <w:rsid w:val="00F341CB"/>
     <w:rPr>
       <w:rFonts w:asciiTheme="majorHAnsi" w:eastAsiaTheme="majorEastAsia" w:hAnsiTheme="majorHAnsi" w:cstheme="majorBidi"/>
       <w:color w:val="2F5496" w:themeColor="accent1" w:themeShade="BF"/>
@@ -14174,7 +14147,7 @@
     <w:basedOn w:val="DefaultParagraphFont"/>
     <w:link w:val="Heading2"/>
     <w:uiPriority w:val="9"/>
-    <w:rsid w:val="00835BCC"/>
+    <w:rsid w:val="00F341CB"/>
     <w:rPr>
       <w:rFonts w:asciiTheme="majorHAnsi" w:eastAsiaTheme="majorEastAsia" w:hAnsiTheme="majorHAnsi" w:cstheme="majorBidi"/>
       <w:color w:val="2F5496" w:themeColor="accent1" w:themeShade="BF"/>
@@ -14187,7 +14160,7 @@
     <w:basedOn w:val="DefaultParagraphFont"/>
     <w:link w:val="Heading3"/>
     <w:uiPriority w:val="9"/>
-    <w:rsid w:val="00835BCC"/>
+    <w:rsid w:val="00F341CB"/>
     <w:rPr>
       <w:rFonts w:eastAsiaTheme="majorEastAsia" w:cstheme="majorBidi"/>
       <w:color w:val="2F5496" w:themeColor="accent1" w:themeShade="BF"/>
@@ -14200,7 +14173,7 @@
     <w:basedOn w:val="DefaultParagraphFont"/>
     <w:link w:val="Heading4"/>
     <w:uiPriority w:val="9"/>
-    <w:rsid w:val="00835BCC"/>
+    <w:rsid w:val="00F341CB"/>
     <w:rPr>
       <w:rFonts w:eastAsiaTheme="majorEastAsia" w:cstheme="majorBidi"/>
       <w:i/>
@@ -14213,7 +14186,8 @@
     <w:basedOn w:val="DefaultParagraphFont"/>
     <w:link w:val="Heading5"/>
     <w:uiPriority w:val="9"/>
-    <w:rsid w:val="00835BCC"/>
+    <w:semiHidden/>
+    <w:rsid w:val="00F341CB"/>
     <w:rPr>
       <w:rFonts w:eastAsiaTheme="majorEastAsia" w:cstheme="majorBidi"/>
       <w:color w:val="2F5496" w:themeColor="accent1" w:themeShade="BF"/>
@@ -14225,7 +14199,7 @@
     <w:link w:val="Heading6"/>
     <w:uiPriority w:val="9"/>
     <w:semiHidden/>
-    <w:rsid w:val="00835BCC"/>
+    <w:rsid w:val="00F341CB"/>
     <w:rPr>
       <w:rFonts w:eastAsiaTheme="majorEastAsia" w:cstheme="majorBidi"/>
       <w:i/>
@@ -14239,7 +14213,7 @@
     <w:link w:val="Heading7"/>
     <w:uiPriority w:val="9"/>
     <w:semiHidden/>
-    <w:rsid w:val="00835BCC"/>
+    <w:rsid w:val="00F341CB"/>
     <w:rPr>
       <w:rFonts w:eastAsiaTheme="majorEastAsia" w:cstheme="majorBidi"/>
       <w:color w:val="595959" w:themeColor="text1" w:themeTint="A6"/>
@@ -14251,7 +14225,7 @@
     <w:link w:val="Heading8"/>
     <w:uiPriority w:val="9"/>
     <w:semiHidden/>
-    <w:rsid w:val="00835BCC"/>
+    <w:rsid w:val="00F341CB"/>
     <w:rPr>
       <w:rFonts w:eastAsiaTheme="majorEastAsia" w:cstheme="majorBidi"/>
       <w:i/>
@@ -14265,7 +14239,7 @@
     <w:link w:val="Heading9"/>
     <w:uiPriority w:val="9"/>
     <w:semiHidden/>
-    <w:rsid w:val="00835BCC"/>
+    <w:rsid w:val="00F341CB"/>
     <w:rPr>
       <w:rFonts w:eastAsiaTheme="majorEastAsia" w:cstheme="majorBidi"/>
       <w:color w:val="272727" w:themeColor="text1" w:themeTint="D8"/>
@@ -14278,7 +14252,7 @@
     <w:link w:val="TitleChar"/>
     <w:uiPriority w:val="10"/>
     <w:qFormat/>
-    <w:rsid w:val="00835BCC"/>
+    <w:rsid w:val="00F341CB"/>
     <w:pPr>
       <w:spacing w:after="80" w:line="240" w:lineRule="auto"/>
       <w:contextualSpacing/>
@@ -14296,7 +14270,7 @@
     <w:basedOn w:val="DefaultParagraphFont"/>
     <w:link w:val="Title"/>
     <w:uiPriority w:val="10"/>
-    <w:rsid w:val="00835BCC"/>
+    <w:rsid w:val="00F341CB"/>
     <w:rPr>
       <w:rFonts w:asciiTheme="majorHAnsi" w:eastAsiaTheme="majorEastAsia" w:hAnsiTheme="majorHAnsi" w:cstheme="majorBidi"/>
       <w:spacing w:val="-10"/>
@@ -14312,7 +14286,7 @@
     <w:link w:val="SubtitleChar"/>
     <w:uiPriority w:val="11"/>
     <w:qFormat/>
-    <w:rsid w:val="00835BCC"/>
+    <w:rsid w:val="00F341CB"/>
     <w:pPr>
       <w:numPr>
         <w:ilvl w:val="1"/>
@@ -14331,7 +14305,7 @@
     <w:basedOn w:val="DefaultParagraphFont"/>
     <w:link w:val="Subtitle"/>
     <w:uiPriority w:val="11"/>
-    <w:rsid w:val="00835BCC"/>
+    <w:rsid w:val="00F341CB"/>
     <w:rPr>
       <w:rFonts w:eastAsiaTheme="majorEastAsia" w:cstheme="majorBidi"/>
       <w:color w:val="595959" w:themeColor="text1" w:themeTint="A6"/>
@@ -14347,7 +14321,7 @@
     <w:link w:val="QuoteChar"/>
     <w:uiPriority w:val="29"/>
     <w:qFormat/>
-    <w:rsid w:val="00835BCC"/>
+    <w:rsid w:val="00F341CB"/>
     <w:pPr>
       <w:spacing w:before="160"/>
       <w:jc w:val="center"/>
@@ -14363,7 +14337,7 @@
     <w:basedOn w:val="DefaultParagraphFont"/>
     <w:link w:val="Quote"/>
     <w:uiPriority w:val="29"/>
-    <w:rsid w:val="00835BCC"/>
+    <w:rsid w:val="00F341CB"/>
     <w:rPr>
       <w:i/>
       <w:iCs/>
@@ -14375,7 +14349,7 @@
     <w:basedOn w:val="Normal"/>
     <w:uiPriority w:val="34"/>
     <w:qFormat/>
-    <w:rsid w:val="00835BCC"/>
+    <w:rsid w:val="00F341CB"/>
     <w:pPr>
       <w:ind w:left="720"/>
       <w:contextualSpacing/>
@@ -14386,7 +14360,7 @@
     <w:basedOn w:val="DefaultParagraphFont"/>
     <w:uiPriority w:val="21"/>
     <w:qFormat/>
-    <w:rsid w:val="00835BCC"/>
+    <w:rsid w:val="00F341CB"/>
     <w:rPr>
       <w:i/>
       <w:iCs/>
@@ -14400,7 +14374,7 @@
     <w:link w:val="IntenseQuoteChar"/>
     <w:uiPriority w:val="30"/>
     <w:qFormat/>
-    <w:rsid w:val="00835BCC"/>
+    <w:rsid w:val="00F341CB"/>
     <w:pPr>
       <w:pBdr>
         <w:top w:val="single" w:sz="4" w:space="10" w:color="2F5496" w:themeColor="accent1" w:themeShade="BF"/>
@@ -14421,7 +14395,7 @@
     <w:basedOn w:val="DefaultParagraphFont"/>
     <w:link w:val="IntenseQuote"/>
     <w:uiPriority w:val="30"/>
-    <w:rsid w:val="00835BCC"/>
+    <w:rsid w:val="00F341CB"/>
     <w:rPr>
       <w:i/>
       <w:iCs/>
@@ -14433,7 +14407,7 @@
     <w:basedOn w:val="DefaultParagraphFont"/>
     <w:uiPriority w:val="32"/>
     <w:qFormat/>
-    <w:rsid w:val="00835BCC"/>
+    <w:rsid w:val="00F341CB"/>
     <w:rPr>
       <w:b/>
       <w:bCs/>
